--- a/DELIVERY/V1_1_0_VISUAL_QA/English_Synthetic_Report.docx
+++ b/DELIVERY/V1_1_0_VISUAL_QA/English_Synthetic_Report.docx
@@ -249,7 +249,7 @@
                     <pic:cNvPicPr/>
                   </pic:nvPicPr>
                   <pic:blipFill>
-                    <a:blip xmlns:r="http://schemas.openxmlformats.org/officeDocument/2006/relationships" r:embed="Rab20985da18a4c4d"/>
+                    <a:blip xmlns:r="http://schemas.openxmlformats.org/officeDocument/2006/relationships" r:embed="R6a5b928987da44d4"/>
                     <a:stretch>
                       <a:fillRect/>
                     </a:stretch>
@@ -315,7 +315,7 @@
                     <pic:cNvPicPr/>
                   </pic:nvPicPr>
                   <pic:blipFill>
-                    <a:blip xmlns:r="http://schemas.openxmlformats.org/officeDocument/2006/relationships" r:embed="Rdfde878ebf5c406d"/>
+                    <a:blip xmlns:r="http://schemas.openxmlformats.org/officeDocument/2006/relationships" r:embed="R5c80a400329c4db1"/>
                     <a:stretch>
                       <a:fillRect/>
                     </a:stretch>
